--- a/docs/export/Decision Log.docx
+++ b/docs/export/Decision Log.docx
@@ -31,7 +31,6 @@
     <w:tbl>
       <w:tblPr>
         <w:tblW w:type="auto" w:w="0"/>
-        <w:tblLayout w:type="autofit"/>
         <w:tblLook w:firstColumn="1" w:firstRow="1" w:lastColumn="0" w:lastRow="0" w:noHBand="0" w:noVBand="1" w:val="04A0"/>
       </w:tblPr>
       <w:tblGrid>
@@ -135,7 +134,7 @@
           </w:tcPr>
           <w:p>
             <w:r>
-              <w:t>V1.0.0</w:t>
+              <w:t>V1.0.1</w:t>
             </w:r>
           </w:p>
         </w:tc>
@@ -451,6 +450,116 @@
       </w:pPr>
       <w:r>
         <w:t>文档放在外部工具，不进入 Git。</w:t>
+      </w:r>
+    </w:p>
+    <w:p>
+      <w:pPr>
+        <w:pStyle w:val="Heading2"/>
+      </w:pPr>
+      <w:r>
+        <w:t>Decision 004 - Wilson AI Lab 成为唯一长期 Workspace</w:t>
+      </w:r>
+    </w:p>
+    <w:p>
+      <w:r>
+        <w:t>日期：2026-06-26</w:t>
+      </w:r>
+    </w:p>
+    <w:p>
+      <w:r>
+        <w:t>状态：Accepted</w:t>
+      </w:r>
+    </w:p>
+    <w:p>
+      <w:r>
+        <w:t>Decision：</w:t>
+      </w:r>
+    </w:p>
+    <w:p>
+      <w:r>
+        <w:t>以后所有 AI 项目、Fiona 代码、文档、Prompt、Research、Deployment、Reports 和 Archive 统一进入：</w:t>
+      </w:r>
+    </w:p>
+    <w:p>
+      <w:pPr>
+        <w:spacing w:after="40"/>
+        <w:ind w:left="288"/>
+      </w:pPr>
+      <w:r>
+        <w:rPr>
+          <w:rFonts w:ascii="Courier New" w:hAnsi="Courier New"/>
+          <w:color w:val="374151"/>
+          <w:sz w:val="18"/>
+        </w:rPr>
+        <w:t>~/Documents/Wilson AI Lab/</w:t>
+      </w:r>
+    </w:p>
+    <w:p>
+      <w:r>
+        <w:t>Why：</w:t>
+      </w:r>
+    </w:p>
+    <w:p>
+      <w:r>
+        <w:t>桌面项目散落会增加路径风险、重复文件、迁移成本和交接成本。Wilson AI Lab 作为长期空间，可以同时服务 Fiona、Bazi Mini Program、AI Agents 和未来项目。</w:t>
+      </w:r>
+    </w:p>
+    <w:p>
+      <w:r>
+        <w:t>Impact：</w:t>
+      </w:r>
+    </w:p>
+    <w:p>
+      <w:pPr>
+        <w:pStyle w:val="ListBullet"/>
+      </w:pPr>
+      <w:r>
+        <w:t>Fiona 本地仓库迁移到 `Fiona Intelligence Platform/03_Development/`。</w:t>
+      </w:r>
+    </w:p>
+    <w:p>
+      <w:pPr>
+        <w:pStyle w:val="ListBullet"/>
+      </w:pPr>
+      <w:r>
+        <w:t>运行数据迁移到 `04_Data/`。</w:t>
+      </w:r>
+    </w:p>
+    <w:p>
+      <w:pPr>
+        <w:pStyle w:val="ListBullet"/>
+      </w:pPr>
+      <w:r>
+        <w:t>旧 runtime 和不确定文件进入 Archive。</w:t>
+      </w:r>
+    </w:p>
+    <w:p>
+      <w:pPr>
+        <w:pStyle w:val="ListBullet"/>
+      </w:pPr>
+      <w:r>
+        <w:t>任何新项目自动建立 README、docs、src、assets、release、archive。</w:t>
+      </w:r>
+    </w:p>
+    <w:p>
+      <w:r>
+        <w:t>Alternatives：</w:t>
+      </w:r>
+    </w:p>
+    <w:p>
+      <w:pPr>
+        <w:pStyle w:val="ListBullet"/>
+      </w:pPr>
+      <w:r>
+        <w:t>继续使用 Desktop 作为项目目录。</w:t>
+      </w:r>
+    </w:p>
+    <w:p>
+      <w:pPr>
+        <w:pStyle w:val="ListBullet"/>
+      </w:pPr>
+      <w:r>
+        <w:t>每个项目各自散落在不同目录。</w:t>
       </w:r>
     </w:p>
     <w:sectPr>
